--- a/corpus/synthetic/parse__010.docx
+++ b/corpus/synthetic/parse__010.docx
@@ -1,33 +1,6 @@
 
-<file path=word/document.xml><?xml version="1.0" encoding="utf-8"?>
-<w:document xmlns:w="http://schemas.openxmlformats.org/wordprocessingml/2006/main" xmlns:r="http://schemas.openxmlformats.org/officeDocument/2006/relationships" xmlns:wp="http://schemas.openxmlformats.org/drawingml/2006/wordprocessingDrawing" xmlns:a="http://schemas.openxmlformats.org/drawingml/2006/main" xmlns:pic="http://schemas.openxmlformats.org/drawingml/2006/picture" xmlns:m="http://schemas.openxmlformats.org/officeDocument/2006/math">
-  <w:body>
-    <w:p>
-      <w:pPr>
-        <w:rPr>
-          <w:vanish/>
-        </w:rPr>
-      </w:pPr>
-      <w:r>
-        <w:br w:type="page"/>
-      </w:r>
-    </w:p>
-    <w:p>
-      <w:pPr>
-        <w:rPr>
-          <w:vanish/>
-        </w:rPr>
-      </w:pPr>
-      <w:r>
-        <w:footnoteReference w:id="2"/>
-      </w:r>
-    </w:p>
-    <w:sectPr>
-      <w:pgSz w:w="11906" w:h="16838"/>
-      <w:pgMar w:top="1440" w:right="1440" w:bottom="1440" w:left="1440" w:header="708" w:footer="708" w:gutter="0"/>
-    </w:sectPr>
-  </w:body>
-</w:document>
+<file path=word/document.xml><?xml version="1.0" encoding="UTF-8" standalone="yes"?>
+<w:document xmlns:w="http://schemas.openxmlformats.org/wordprocessingml/2006/main" xmlns:r="http://schemas.openxmlformats.org/officeDocument/2006/relationships" xmlns:wp="http://schemas.openxmlformats.org/drawingml/2006/wordprocessingDrawing" xmlns:a="http://schemas.openxmlformats.org/drawingml/2006/main" xmlns:pic="http://schemas.openxmlformats.org/drawingml/2006/picture" xmlns:m="http://schemas.openxmlformats.org/officeDocument/2006/math"><w:body><w:p><w:r><w:pict><v:shape id="s1" style="width:100pt;height:40pt"><v:textbox><w:txbxContent><w:p><w:pPr><w:rPr><w:sz w:val="8"/></w:rPr></w:pPr><w:r><w:rPr><w:sz w:val="8"/></w:rPr><w:t xml:space="preserve"> </w:t></w:r></w:p><w:p><w:r><w:rPr><w:sz w:val="8"/></w:rPr><w:t xml:space="preserve"> </w:t></w:r></w:p></w:txbxContent></v:textbox></v:shape></w:pict></w:r></w:p><w:sectPr><w:pgSz w:w="11906" w:h="16838"/><w:pgMar w:top="1440" w:right="1440" w:bottom="1440" w:left="1440" w:header="708" w:footer="708" w:gutter="0"/></w:sectPr></w:body></w:document>
 </file>
 
 <file path=word/styles.xml><?xml version="1.0" encoding="utf-8"?>
